--- a/Assignment1_Naughton.docx
+++ b/Assignment1_Naughton.docx
@@ -54,7 +54,7 @@
         <w:rPr>
           <w:b w:val="0"/>
         </w:rPr>
-        <w:t>Professor Varsha S. Kulkarni</w:t>
+        <w:t>Sergiy Shevchenko, PhD</w:t>
       </w:r>
     </w:p>
     <w:p>
